--- a/README.docx
+++ b/README.docx
@@ -324,7 +324,7 @@
         <w:r>
           <w:drawing>
             <wp:inline>
-              <wp:extent cx="1438275" cy="266700"/>
+              <wp:extent cx="1524000" cy="266700"/>
               <wp:effectExtent b="0" l="0" r="0" t="0"/>
               <wp:docPr descr="Downloads" title="" id="30" name="Picture"/>
               <a:graphic>
@@ -354,7 +354,7 @@
                     <pic:spPr bwMode="auto">
                       <a:xfrm>
                         <a:off x="0" y="0"/>
-                        <a:ext cx="1438275" cy="266700"/>
+                        <a:ext cx="1524000" cy="266700"/>
                       </a:xfrm>
                       <a:prstGeom prst="rect">
                         <a:avLst/>
@@ -380,7 +380,7 @@
         <w:r>
           <w:drawing>
             <wp:inline>
-              <wp:extent cx="1066800" cy="266700"/>
+              <wp:extent cx="981075" cy="266700"/>
               <wp:effectExtent b="0" l="0" r="0" t="0"/>
               <wp:docPr descr="Stars" title="" id="34" name="Picture"/>
               <a:graphic>
@@ -410,7 +410,7 @@
                     <pic:spPr bwMode="auto">
                       <a:xfrm>
                         <a:off x="0" y="0"/>
-                        <a:ext cx="1066800" cy="266700"/>
+                        <a:ext cx="981075" cy="266700"/>
                       </a:xfrm>
                       <a:prstGeom prst="rect">
                         <a:avLst/>
